--- a/Page Two.docx
+++ b/Page Two.docx
@@ -110,16 +110,7 @@
           <w:szCs w:val="24"/>
           <w:lang w:val="en-US"/>
         </w:rPr>
-        <w:t xml:space="preserve">ereby declare that </w:t>
-      </w:r>
-      <w:r>
-        <w:rPr>
-          <w:rFonts w:ascii="Times New Roman" w:hAnsi="Times New Roman" w:cs="Times New Roman"/>
-          <w:sz w:val="24"/>
-          <w:szCs w:val="24"/>
-          <w:lang w:val="en-US"/>
-        </w:rPr>
-        <w:t>the work done by</w:t>
+        <w:t>ereby declare that the work done by</w:t>
       </w:r>
       <w:r>
         <w:rPr>
@@ -259,9 +250,8 @@
           <w:u w:val="single"/>
           <w:lang w:val="en-US"/>
         </w:rPr>
-        <w:t xml:space="preserve">Shubham Agarwal, Manager, </w:t>
-      </w:r>
-      <w:proofErr w:type="spellStart"/>
+        <w:t>Shubham Agarwal, Manager, ThousandX Ventures LLP</w:t>
+      </w:r>
       <w:r>
         <w:rPr>
           <w:rFonts w:ascii="Times New Roman" w:hAnsi="Times New Roman" w:cs="Times New Roman"/>
@@ -272,50 +262,7 @@
           <w:u w:val="single"/>
           <w:lang w:val="en-US"/>
         </w:rPr>
-        <w:t>ThousandX</w:t>
-      </w:r>
-      <w:proofErr w:type="spellEnd"/>
-      <w:r>
-        <w:rPr>
-          <w:rFonts w:ascii="Times New Roman" w:hAnsi="Times New Roman" w:cs="Times New Roman"/>
-          <w:b/>
-          <w:bCs/>
-          <w:sz w:val="24"/>
-          <w:szCs w:val="24"/>
-          <w:u w:val="single"/>
-          <w:lang w:val="en-US"/>
-        </w:rPr>
-        <w:t xml:space="preserve"> Ventures LLP </w:t>
-      </w:r>
-      <w:r>
-        <w:rPr>
-          <w:rFonts w:ascii="Times New Roman" w:hAnsi="Times New Roman" w:cs="Times New Roman"/>
-          <w:sz w:val="24"/>
-          <w:szCs w:val="24"/>
-          <w:lang w:val="en-US"/>
-        </w:rPr>
-        <w:t xml:space="preserve">and </w:t>
-      </w:r>
-      <w:r>
-        <w:rPr>
-          <w:rFonts w:ascii="Times New Roman" w:hAnsi="Times New Roman" w:cs="Times New Roman"/>
-          <w:b/>
-          <w:bCs/>
-          <w:sz w:val="24"/>
-          <w:szCs w:val="24"/>
-          <w:u w:val="single"/>
-          <w:lang w:val="en-US"/>
-        </w:rPr>
-        <w:t xml:space="preserve">Dr. Ishan Kumar, TCP Mentor, Lovely Professional University, </w:t>
-      </w:r>
-      <w:r>
-        <w:rPr>
-          <w:rFonts w:ascii="Times New Roman" w:hAnsi="Times New Roman" w:cs="Times New Roman"/>
-          <w:sz w:val="24"/>
-          <w:szCs w:val="24"/>
-          <w:lang w:val="en-US"/>
-        </w:rPr>
-        <w:t xml:space="preserve">Phagwara, Punjab, </w:t>
+        <w:t xml:space="preserve"> </w:t>
       </w:r>
       <w:r>
         <w:rPr>
@@ -342,27 +289,25 @@
           <w:szCs w:val="24"/>
           <w:lang w:val="en-US"/>
         </w:rPr>
-        <w:t xml:space="preserve">original work for the partial fulfillment </w:t>
-      </w:r>
-      <w:proofErr w:type="spellStart"/>
-      <w:r>
-        <w:rPr>
-          <w:rFonts w:ascii="Times New Roman" w:hAnsi="Times New Roman" w:cs="Times New Roman"/>
-          <w:sz w:val="24"/>
-          <w:szCs w:val="24"/>
-          <w:lang w:val="en-US"/>
-        </w:rPr>
-        <w:t>ofthe</w:t>
-      </w:r>
-      <w:proofErr w:type="spellEnd"/>
-      <w:r>
-        <w:rPr>
-          <w:rFonts w:ascii="Times New Roman" w:hAnsi="Times New Roman" w:cs="Times New Roman"/>
-          <w:sz w:val="24"/>
-          <w:szCs w:val="24"/>
-          <w:lang w:val="en-US"/>
-        </w:rPr>
-        <w:t xml:space="preserve"> requirements for the award of the degree,</w:t>
+        <w:t>original work for the partial fulfillment of</w:t>
+      </w:r>
+      <w:r>
+        <w:rPr>
+          <w:rFonts w:ascii="Times New Roman" w:hAnsi="Times New Roman" w:cs="Times New Roman"/>
+          <w:sz w:val="24"/>
+          <w:szCs w:val="24"/>
+          <w:lang w:val="en-US"/>
+        </w:rPr>
+        <w:t xml:space="preserve"> </w:t>
+      </w:r>
+      <w:r>
+        <w:rPr>
+          <w:rFonts w:ascii="Times New Roman" w:hAnsi="Times New Roman" w:cs="Times New Roman"/>
+          <w:sz w:val="24"/>
+          <w:szCs w:val="24"/>
+          <w:lang w:val="en-US"/>
+        </w:rPr>
+        <w:t>the requirements for the award of the degree,</w:t>
       </w:r>
       <w:r>
         <w:rPr>
@@ -446,11 +391,71 @@
       <w:r>
         <w:rPr>
           <w:rFonts w:ascii="Times New Roman" w:hAnsi="Times New Roman" w:cs="Times New Roman"/>
-          <w:sz w:val="24"/>
-          <w:szCs w:val="24"/>
-          <w:lang w:val="en-US"/>
-        </w:rPr>
-        <w:t>Signature of the student:</w:t>
+          <w:noProof/>
+          <w:sz w:val="24"/>
+          <w:szCs w:val="24"/>
+          <w:lang w:val="en-US"/>
+        </w:rPr>
+        <w:drawing>
+          <wp:inline distT="0" distB="0" distL="0" distR="0" wp14:anchorId="0C591B69" wp14:editId="107FC53D">
+            <wp:extent cx="838200" cy="454296"/>
+            <wp:effectExtent l="0" t="0" r="0" b="3175"/>
+            <wp:docPr id="497747845" name="Picture 1"/>
+            <wp:cNvGraphicFramePr>
+              <a:graphicFrameLocks xmlns:a="http://schemas.openxmlformats.org/drawingml/2006/main" noChangeAspect="1"/>
+            </wp:cNvGraphicFramePr>
+            <a:graphic xmlns:a="http://schemas.openxmlformats.org/drawingml/2006/main">
+              <a:graphicData uri="http://schemas.openxmlformats.org/drawingml/2006/picture">
+                <pic:pic xmlns:pic="http://schemas.openxmlformats.org/drawingml/2006/picture">
+                  <pic:nvPicPr>
+                    <pic:cNvPr id="497747845" name="Picture 497747845"/>
+                    <pic:cNvPicPr/>
+                  </pic:nvPicPr>
+                  <pic:blipFill>
+                    <a:blip r:embed="rId4" cstate="print">
+                      <a:extLst>
+                        <a:ext uri="{28A0092B-C50C-407E-A947-70E740481C1C}">
+                          <a14:useLocalDpi xmlns:a14="http://schemas.microsoft.com/office/drawing/2010/main" val="0"/>
+                        </a:ext>
+                      </a:extLst>
+                    </a:blip>
+                    <a:stretch>
+                      <a:fillRect/>
+                    </a:stretch>
+                  </pic:blipFill>
+                  <pic:spPr>
+                    <a:xfrm>
+                      <a:off x="0" y="0"/>
+                      <a:ext cx="858330" cy="465207"/>
+                    </a:xfrm>
+                    <a:prstGeom prst="rect">
+                      <a:avLst/>
+                    </a:prstGeom>
+                  </pic:spPr>
+                </pic:pic>
+              </a:graphicData>
+            </a:graphic>
+          </wp:inline>
+        </w:drawing>
+      </w:r>
+    </w:p>
+    <w:p>
+      <w:pPr>
+        <w:rPr>
+          <w:rFonts w:ascii="Times New Roman" w:hAnsi="Times New Roman" w:cs="Times New Roman"/>
+          <w:sz w:val="24"/>
+          <w:szCs w:val="24"/>
+          <w:lang w:val="en-US"/>
+        </w:rPr>
+      </w:pPr>
+      <w:r>
+        <w:rPr>
+          <w:rFonts w:ascii="Times New Roman" w:hAnsi="Times New Roman" w:cs="Times New Roman"/>
+          <w:sz w:val="24"/>
+          <w:szCs w:val="24"/>
+          <w:lang w:val="en-US"/>
+        </w:rPr>
+        <w:t>Signature of the student</w:t>
       </w:r>
     </w:p>
     <w:p>
